--- a/lab_01/Lab1_Baklazhko_KB-252.docx
+++ b/lab_01/Lab1_Baklazhko_KB-252.docx
@@ -1492,6 +1492,22 @@
                 <w:rFonts w:cs="Times New Roman"/>
                 <w:szCs w:val="28"/>
               </w:rPr>
+              <w:t xml:space="preserve"> item </w:t>
+            </w:r>
+            <w:proofErr w:type="spellStart"/>
+            <w:r>
+              <w:rPr>
+                <w:rFonts w:cs="Times New Roman"/>
+                <w:szCs w:val="28"/>
+              </w:rPr>
+              <w:t>in</w:t>
+            </w:r>
+            <w:proofErr w:type="spellEnd"/>
+            <w:r>
+              <w:rPr>
+                <w:rFonts w:cs="Times New Roman"/>
+                <w:szCs w:val="28"/>
+              </w:rPr>
               <w:t xml:space="preserve"> </w:t>
             </w:r>
             <w:proofErr w:type="spellStart"/>
@@ -1500,6 +1516,70 @@
                 <w:rFonts w:cs="Times New Roman"/>
                 <w:szCs w:val="28"/>
               </w:rPr>
+              <w:t>listForPrinting</w:t>
+            </w:r>
+            <w:proofErr w:type="spellEnd"/>
+            <w:r>
+              <w:rPr>
+                <w:rFonts w:cs="Times New Roman"/>
+                <w:szCs w:val="28"/>
+              </w:rPr>
+              <w:t>:</w:t>
+            </w:r>
+          </w:p>
+          <w:p>
+            <w:pPr>
+              <w:ind w:firstLine="0"/>
+              <w:rPr>
+                <w:rFonts w:cs="Times New Roman"/>
+                <w:szCs w:val="28"/>
+              </w:rPr>
+            </w:pPr>
+            <w:r>
+              <w:rPr>
+                <w:rFonts w:cs="Times New Roman"/>
+                <w:szCs w:val="28"/>
+              </w:rPr>
+              <w:t xml:space="preserve">        </w:t>
+            </w:r>
+            <w:proofErr w:type="spellStart"/>
+            <w:r>
+              <w:rPr>
+                <w:rFonts w:cs="Times New Roman"/>
+                <w:szCs w:val="28"/>
+              </w:rPr>
+              <w:t>line</w:t>
+            </w:r>
+            <w:proofErr w:type="spellEnd"/>
+            <w:r>
+              <w:rPr>
+                <w:rFonts w:cs="Times New Roman"/>
+                <w:szCs w:val="28"/>
+              </w:rPr>
+              <w:t xml:space="preserve"> = ("</w:t>
+            </w:r>
+            <w:proofErr w:type="spellStart"/>
+            <w:r>
+              <w:rPr>
+                <w:rFonts w:cs="Times New Roman"/>
+                <w:szCs w:val="28"/>
+              </w:rPr>
+              <w:t>Name</w:t>
+            </w:r>
+            <w:proofErr w:type="spellEnd"/>
+            <w:r>
+              <w:rPr>
+                <w:rFonts w:cs="Times New Roman"/>
+                <w:szCs w:val="28"/>
+              </w:rPr>
+              <w:t xml:space="preserve"> = " + </w:t>
+            </w:r>
+            <w:proofErr w:type="spellStart"/>
+            <w:r>
+              <w:rPr>
+                <w:rFonts w:cs="Times New Roman"/>
+                <w:szCs w:val="28"/>
+              </w:rPr>
               <w:t>item</w:t>
             </w:r>
             <w:proofErr w:type="spellEnd"/>
@@ -1508,6 +1588,305 @@
                 <w:rFonts w:cs="Times New Roman"/>
                 <w:szCs w:val="28"/>
               </w:rPr>
+              <w:t>["</w:t>
+            </w:r>
+            <w:proofErr w:type="spellStart"/>
+            <w:r>
+              <w:rPr>
+                <w:rFonts w:cs="Times New Roman"/>
+                <w:szCs w:val="28"/>
+              </w:rPr>
+              <w:t>name</w:t>
+            </w:r>
+            <w:proofErr w:type="spellEnd"/>
+            <w:r>
+              <w:rPr>
+                <w:rFonts w:cs="Times New Roman"/>
+                <w:szCs w:val="28"/>
+              </w:rPr>
+              <w:t>"] +</w:t>
+            </w:r>
+          </w:p>
+          <w:p>
+            <w:pPr>
+              <w:ind w:firstLine="0"/>
+              <w:rPr>
+                <w:rFonts w:cs="Times New Roman"/>
+                <w:szCs w:val="28"/>
+              </w:rPr>
+            </w:pPr>
+            <w:r>
+              <w:rPr>
+                <w:rFonts w:cs="Times New Roman"/>
+                <w:szCs w:val="28"/>
+              </w:rPr>
+              <w:t xml:space="preserve">                " </w:t>
+            </w:r>
+            <w:proofErr w:type="spellStart"/>
+            <w:r>
+              <w:rPr>
+                <w:rFonts w:cs="Times New Roman"/>
+                <w:szCs w:val="28"/>
+              </w:rPr>
+              <w:t>Phone</w:t>
+            </w:r>
+            <w:proofErr w:type="spellEnd"/>
+            <w:r>
+              <w:rPr>
+                <w:rFonts w:cs="Times New Roman"/>
+                <w:szCs w:val="28"/>
+              </w:rPr>
+              <w:t xml:space="preserve"> = " + </w:t>
+            </w:r>
+            <w:proofErr w:type="spellStart"/>
+            <w:r>
+              <w:rPr>
+                <w:rFonts w:cs="Times New Roman"/>
+                <w:szCs w:val="28"/>
+              </w:rPr>
+              <w:t>item</w:t>
+            </w:r>
+            <w:proofErr w:type="spellEnd"/>
+            <w:r>
+              <w:rPr>
+                <w:rFonts w:cs="Times New Roman"/>
+                <w:szCs w:val="28"/>
+              </w:rPr>
+              <w:t>["</w:t>
+            </w:r>
+            <w:proofErr w:type="spellStart"/>
+            <w:r>
+              <w:rPr>
+                <w:rFonts w:cs="Times New Roman"/>
+                <w:szCs w:val="28"/>
+              </w:rPr>
+              <w:t>phone</w:t>
+            </w:r>
+            <w:proofErr w:type="spellEnd"/>
+            <w:r>
+              <w:rPr>
+                <w:rFonts w:cs="Times New Roman"/>
+                <w:szCs w:val="28"/>
+              </w:rPr>
+              <w:t>"] +</w:t>
+            </w:r>
+          </w:p>
+          <w:p>
+            <w:pPr>
+              <w:ind w:firstLine="0"/>
+              <w:rPr>
+                <w:rFonts w:cs="Times New Roman"/>
+                <w:szCs w:val="28"/>
+              </w:rPr>
+            </w:pPr>
+            <w:r>
+              <w:rPr>
+                <w:rFonts w:cs="Times New Roman"/>
+                <w:szCs w:val="28"/>
+              </w:rPr>
+              <w:t xml:space="preserve">                " </w:t>
+            </w:r>
+            <w:proofErr w:type="spellStart"/>
+            <w:r>
+              <w:rPr>
+                <w:rFonts w:cs="Times New Roman"/>
+                <w:szCs w:val="28"/>
+              </w:rPr>
+              <w:t>Email</w:t>
+            </w:r>
+            <w:proofErr w:type="spellEnd"/>
+            <w:r>
+              <w:rPr>
+                <w:rFonts w:cs="Times New Roman"/>
+                <w:szCs w:val="28"/>
+              </w:rPr>
+              <w:t xml:space="preserve"> = " + </w:t>
+            </w:r>
+            <w:proofErr w:type="spellStart"/>
+            <w:r>
+              <w:rPr>
+                <w:rFonts w:cs="Times New Roman"/>
+                <w:szCs w:val="28"/>
+              </w:rPr>
+              <w:t>item</w:t>
+            </w:r>
+            <w:proofErr w:type="spellEnd"/>
+            <w:r>
+              <w:rPr>
+                <w:rFonts w:cs="Times New Roman"/>
+                <w:szCs w:val="28"/>
+              </w:rPr>
+              <w:t>["</w:t>
+            </w:r>
+            <w:proofErr w:type="spellStart"/>
+            <w:r>
+              <w:rPr>
+                <w:rFonts w:cs="Times New Roman"/>
+                <w:szCs w:val="28"/>
+              </w:rPr>
+              <w:t>email</w:t>
+            </w:r>
+            <w:proofErr w:type="spellEnd"/>
+            <w:r>
+              <w:rPr>
+                <w:rFonts w:cs="Times New Roman"/>
+                <w:szCs w:val="28"/>
+              </w:rPr>
+              <w:t>"] +</w:t>
+            </w:r>
+          </w:p>
+          <w:p>
+            <w:pPr>
+              <w:ind w:firstLine="0"/>
+              <w:rPr>
+                <w:rFonts w:cs="Times New Roman"/>
+                <w:szCs w:val="28"/>
+              </w:rPr>
+            </w:pPr>
+            <w:r>
+              <w:rPr>
+                <w:rFonts w:cs="Times New Roman"/>
+                <w:szCs w:val="28"/>
+              </w:rPr>
+              <w:t xml:space="preserve">                " </w:t>
+            </w:r>
+            <w:proofErr w:type="spellStart"/>
+            <w:r>
+              <w:rPr>
+                <w:rFonts w:cs="Times New Roman"/>
+                <w:szCs w:val="28"/>
+              </w:rPr>
+              <w:t>Group</w:t>
+            </w:r>
+            <w:proofErr w:type="spellEnd"/>
+            <w:r>
+              <w:rPr>
+                <w:rFonts w:cs="Times New Roman"/>
+                <w:szCs w:val="28"/>
+              </w:rPr>
+              <w:t xml:space="preserve"> = " + </w:t>
+            </w:r>
+            <w:proofErr w:type="spellStart"/>
+            <w:r>
+              <w:rPr>
+                <w:rFonts w:cs="Times New Roman"/>
+                <w:szCs w:val="28"/>
+              </w:rPr>
+              <w:t>item</w:t>
+            </w:r>
+            <w:proofErr w:type="spellEnd"/>
+            <w:r>
+              <w:rPr>
+                <w:rFonts w:cs="Times New Roman"/>
+                <w:szCs w:val="28"/>
+              </w:rPr>
+              <w:t>["</w:t>
+            </w:r>
+            <w:proofErr w:type="spellStart"/>
+            <w:r>
+              <w:rPr>
+                <w:rFonts w:cs="Times New Roman"/>
+                <w:szCs w:val="28"/>
+              </w:rPr>
+              <w:t>group</w:t>
+            </w:r>
+            <w:proofErr w:type="spellEnd"/>
+            <w:r>
+              <w:rPr>
+                <w:rFonts w:cs="Times New Roman"/>
+                <w:szCs w:val="28"/>
+              </w:rPr>
+              <w:t>"])</w:t>
+            </w:r>
+          </w:p>
+          <w:p>
+            <w:pPr>
+              <w:ind w:firstLine="0"/>
+              <w:rPr>
+                <w:rFonts w:cs="Times New Roman"/>
+                <w:szCs w:val="28"/>
+              </w:rPr>
+            </w:pPr>
+            <w:r>
+              <w:rPr>
+                <w:rFonts w:cs="Times New Roman"/>
+                <w:szCs w:val="28"/>
+              </w:rPr>
+              <w:t xml:space="preserve">        </w:t>
+            </w:r>
+            <w:proofErr w:type="spellStart"/>
+            <w:r>
+              <w:rPr>
+                <w:rFonts w:cs="Times New Roman"/>
+                <w:szCs w:val="28"/>
+              </w:rPr>
+              <w:t>print</w:t>
+            </w:r>
+            <w:proofErr w:type="spellEnd"/>
+            <w:r>
+              <w:rPr>
+                <w:rFonts w:cs="Times New Roman"/>
+                <w:szCs w:val="28"/>
+              </w:rPr>
+              <w:t>(</w:t>
+            </w:r>
+            <w:proofErr w:type="spellStart"/>
+            <w:r>
+              <w:rPr>
+                <w:rFonts w:cs="Times New Roman"/>
+                <w:szCs w:val="28"/>
+              </w:rPr>
+              <w:t>line</w:t>
+            </w:r>
+            <w:proofErr w:type="spellEnd"/>
+            <w:r>
+              <w:rPr>
+                <w:rFonts w:cs="Times New Roman"/>
+                <w:szCs w:val="28"/>
+              </w:rPr>
+              <w:t>)</w:t>
+            </w:r>
+          </w:p>
+          <w:p>
+            <w:pPr>
+              <w:ind w:firstLine="0"/>
+              <w:rPr>
+                <w:rFonts w:cs="Times New Roman"/>
+                <w:szCs w:val="28"/>
+              </w:rPr>
+            </w:pPr>
+          </w:p>
+          <w:p>
+            <w:pPr>
+              <w:ind w:firstLine="0"/>
+              <w:rPr>
+                <w:rFonts w:cs="Times New Roman"/>
+                <w:szCs w:val="28"/>
+              </w:rPr>
+            </w:pPr>
+          </w:p>
+          <w:p>
+            <w:pPr>
+              <w:ind w:firstLine="0"/>
+              <w:rPr>
+                <w:rFonts w:cs="Times New Roman"/>
+                <w:szCs w:val="28"/>
+              </w:rPr>
+            </w:pPr>
+            <w:proofErr w:type="spellStart"/>
+            <w:r>
+              <w:rPr>
+                <w:rFonts w:cs="Times New Roman"/>
+                <w:szCs w:val="28"/>
+              </w:rPr>
+              <w:t>def</w:t>
+            </w:r>
+            <w:proofErr w:type="spellEnd"/>
+            <w:r>
+              <w:rPr>
+                <w:rFonts w:cs="Times New Roman"/>
+                <w:szCs w:val="28"/>
+              </w:rPr>
               <w:t xml:space="preserve"> </w:t>
             </w:r>
             <w:proofErr w:type="spellStart"/>
@@ -1516,327 +1895,7 @@
                 <w:rFonts w:cs="Times New Roman"/>
                 <w:szCs w:val="28"/>
               </w:rPr>
-              <w:t>in</w:t>
-            </w:r>
-            <w:proofErr w:type="spellEnd"/>
-            <w:r>
-              <w:rPr>
-                <w:rFonts w:cs="Times New Roman"/>
-                <w:szCs w:val="28"/>
-              </w:rPr>
-              <w:t xml:space="preserve"> </w:t>
-            </w:r>
-            <w:proofErr w:type="spellStart"/>
-            <w:r>
-              <w:rPr>
-                <w:rFonts w:cs="Times New Roman"/>
-                <w:szCs w:val="28"/>
-              </w:rPr>
-              <w:t>listForPrinting</w:t>
-            </w:r>
-            <w:proofErr w:type="spellEnd"/>
-            <w:r>
-              <w:rPr>
-                <w:rFonts w:cs="Times New Roman"/>
-                <w:szCs w:val="28"/>
-              </w:rPr>
-              <w:t>:</w:t>
-            </w:r>
-          </w:p>
-          <w:p>
-            <w:pPr>
-              <w:ind w:firstLine="0"/>
-              <w:rPr>
-                <w:rFonts w:cs="Times New Roman"/>
-                <w:szCs w:val="28"/>
-              </w:rPr>
-            </w:pPr>
-            <w:r>
-              <w:rPr>
-                <w:rFonts w:cs="Times New Roman"/>
-                <w:szCs w:val="28"/>
-              </w:rPr>
-              <w:t xml:space="preserve">        </w:t>
-            </w:r>
-            <w:proofErr w:type="spellStart"/>
-            <w:r>
-              <w:rPr>
-                <w:rFonts w:cs="Times New Roman"/>
-                <w:szCs w:val="28"/>
-              </w:rPr>
-              <w:t>line</w:t>
-            </w:r>
-            <w:proofErr w:type="spellEnd"/>
-            <w:r>
-              <w:rPr>
-                <w:rFonts w:cs="Times New Roman"/>
-                <w:szCs w:val="28"/>
-              </w:rPr>
-              <w:t xml:space="preserve"> = ("</w:t>
-            </w:r>
-            <w:proofErr w:type="spellStart"/>
-            <w:r>
-              <w:rPr>
-                <w:rFonts w:cs="Times New Roman"/>
-                <w:szCs w:val="28"/>
-              </w:rPr>
-              <w:t>Name</w:t>
-            </w:r>
-            <w:proofErr w:type="spellEnd"/>
-            <w:r>
-              <w:rPr>
-                <w:rFonts w:cs="Times New Roman"/>
-                <w:szCs w:val="28"/>
-              </w:rPr>
-              <w:t xml:space="preserve"> = " + </w:t>
-            </w:r>
-            <w:proofErr w:type="spellStart"/>
-            <w:r>
-              <w:rPr>
-                <w:rFonts w:cs="Times New Roman"/>
-                <w:szCs w:val="28"/>
-              </w:rPr>
-              <w:t>item</w:t>
-            </w:r>
-            <w:proofErr w:type="spellEnd"/>
-            <w:r>
-              <w:rPr>
-                <w:rFonts w:cs="Times New Roman"/>
-                <w:szCs w:val="28"/>
-              </w:rPr>
-              <w:t>["</w:t>
-            </w:r>
-            <w:proofErr w:type="spellStart"/>
-            <w:r>
-              <w:rPr>
-                <w:rFonts w:cs="Times New Roman"/>
-                <w:szCs w:val="28"/>
-              </w:rPr>
-              <w:t>name</w:t>
-            </w:r>
-            <w:proofErr w:type="spellEnd"/>
-            <w:r>
-              <w:rPr>
-                <w:rFonts w:cs="Times New Roman"/>
-                <w:szCs w:val="28"/>
-              </w:rPr>
-              <w:t>"] +</w:t>
-            </w:r>
-          </w:p>
-          <w:p>
-            <w:pPr>
-              <w:ind w:firstLine="0"/>
-              <w:rPr>
-                <w:rFonts w:cs="Times New Roman"/>
-                <w:szCs w:val="28"/>
-              </w:rPr>
-            </w:pPr>
-            <w:r>
-              <w:rPr>
-                <w:rFonts w:cs="Times New Roman"/>
-                <w:szCs w:val="28"/>
-              </w:rPr>
-              <w:t xml:space="preserve">                " </w:t>
-            </w:r>
-            <w:proofErr w:type="spellStart"/>
-            <w:r>
-              <w:rPr>
-                <w:rFonts w:cs="Times New Roman"/>
-                <w:szCs w:val="28"/>
-              </w:rPr>
-              <w:t>Phone</w:t>
-            </w:r>
-            <w:proofErr w:type="spellEnd"/>
-            <w:r>
-              <w:rPr>
-                <w:rFonts w:cs="Times New Roman"/>
-                <w:szCs w:val="28"/>
-              </w:rPr>
-              <w:t xml:space="preserve"> = " + </w:t>
-            </w:r>
-            <w:proofErr w:type="spellStart"/>
-            <w:r>
-              <w:rPr>
-                <w:rFonts w:cs="Times New Roman"/>
-                <w:szCs w:val="28"/>
-              </w:rPr>
-              <w:t>item</w:t>
-            </w:r>
-            <w:proofErr w:type="spellEnd"/>
-            <w:r>
-              <w:rPr>
-                <w:rFonts w:cs="Times New Roman"/>
-                <w:szCs w:val="28"/>
-              </w:rPr>
-              <w:t>["</w:t>
-            </w:r>
-            <w:proofErr w:type="spellStart"/>
-            <w:r>
-              <w:rPr>
-                <w:rFonts w:cs="Times New Roman"/>
-                <w:szCs w:val="28"/>
-              </w:rPr>
-              <w:t>phone</w:t>
-            </w:r>
-            <w:proofErr w:type="spellEnd"/>
-            <w:r>
-              <w:rPr>
-                <w:rFonts w:cs="Times New Roman"/>
-                <w:szCs w:val="28"/>
-              </w:rPr>
-              <w:t>"] +</w:t>
-            </w:r>
-          </w:p>
-          <w:p>
-            <w:pPr>
-              <w:ind w:firstLine="0"/>
-              <w:rPr>
-                <w:rFonts w:cs="Times New Roman"/>
-                <w:szCs w:val="28"/>
-              </w:rPr>
-            </w:pPr>
-            <w:r>
-              <w:rPr>
-                <w:rFonts w:cs="Times New Roman"/>
-                <w:szCs w:val="28"/>
-              </w:rPr>
-              <w:t xml:space="preserve">                " </w:t>
-            </w:r>
-            <w:proofErr w:type="spellStart"/>
-            <w:r>
-              <w:rPr>
-                <w:rFonts w:cs="Times New Roman"/>
-                <w:szCs w:val="28"/>
-              </w:rPr>
-              <w:t>Email</w:t>
-            </w:r>
-            <w:proofErr w:type="spellEnd"/>
-            <w:r>
-              <w:rPr>
-                <w:rFonts w:cs="Times New Roman"/>
-                <w:szCs w:val="28"/>
-              </w:rPr>
-              <w:t xml:space="preserve"> = " + </w:t>
-            </w:r>
-            <w:proofErr w:type="spellStart"/>
-            <w:r>
-              <w:rPr>
-                <w:rFonts w:cs="Times New Roman"/>
-                <w:szCs w:val="28"/>
-              </w:rPr>
-              <w:t>item</w:t>
-            </w:r>
-            <w:proofErr w:type="spellEnd"/>
-            <w:r>
-              <w:rPr>
-                <w:rFonts w:cs="Times New Roman"/>
-                <w:szCs w:val="28"/>
-              </w:rPr>
-              <w:t>["</w:t>
-            </w:r>
-            <w:proofErr w:type="spellStart"/>
-            <w:r>
-              <w:rPr>
-                <w:rFonts w:cs="Times New Roman"/>
-                <w:szCs w:val="28"/>
-              </w:rPr>
-              <w:t>email</w:t>
-            </w:r>
-            <w:proofErr w:type="spellEnd"/>
-            <w:r>
-              <w:rPr>
-                <w:rFonts w:cs="Times New Roman"/>
-                <w:szCs w:val="28"/>
-              </w:rPr>
-              <w:t>"] +</w:t>
-            </w:r>
-          </w:p>
-          <w:p>
-            <w:pPr>
-              <w:ind w:firstLine="0"/>
-              <w:rPr>
-                <w:rFonts w:cs="Times New Roman"/>
-                <w:szCs w:val="28"/>
-              </w:rPr>
-            </w:pPr>
-            <w:r>
-              <w:rPr>
-                <w:rFonts w:cs="Times New Roman"/>
-                <w:szCs w:val="28"/>
-              </w:rPr>
-              <w:t xml:space="preserve">                " </w:t>
-            </w:r>
-            <w:proofErr w:type="spellStart"/>
-            <w:r>
-              <w:rPr>
-                <w:rFonts w:cs="Times New Roman"/>
-                <w:szCs w:val="28"/>
-              </w:rPr>
-              <w:t>Group</w:t>
-            </w:r>
-            <w:proofErr w:type="spellEnd"/>
-            <w:r>
-              <w:rPr>
-                <w:rFonts w:cs="Times New Roman"/>
-                <w:szCs w:val="28"/>
-              </w:rPr>
-              <w:t xml:space="preserve"> = " + </w:t>
-            </w:r>
-            <w:proofErr w:type="spellStart"/>
-            <w:r>
-              <w:rPr>
-                <w:rFonts w:cs="Times New Roman"/>
-                <w:szCs w:val="28"/>
-              </w:rPr>
-              <w:t>item</w:t>
-            </w:r>
-            <w:proofErr w:type="spellEnd"/>
-            <w:r>
-              <w:rPr>
-                <w:rFonts w:cs="Times New Roman"/>
-                <w:szCs w:val="28"/>
-              </w:rPr>
-              <w:t>["</w:t>
-            </w:r>
-            <w:proofErr w:type="spellStart"/>
-            <w:r>
-              <w:rPr>
-                <w:rFonts w:cs="Times New Roman"/>
-                <w:szCs w:val="28"/>
-              </w:rPr>
-              <w:t>group</w:t>
-            </w:r>
-            <w:proofErr w:type="spellEnd"/>
-            <w:r>
-              <w:rPr>
-                <w:rFonts w:cs="Times New Roman"/>
-                <w:szCs w:val="28"/>
-              </w:rPr>
-              <w:t>"])</w:t>
-            </w:r>
-          </w:p>
-          <w:p>
-            <w:pPr>
-              <w:ind w:firstLine="0"/>
-              <w:rPr>
-                <w:rFonts w:cs="Times New Roman"/>
-                <w:szCs w:val="28"/>
-              </w:rPr>
-            </w:pPr>
-            <w:r>
-              <w:rPr>
-                <w:rFonts w:cs="Times New Roman"/>
-                <w:szCs w:val="28"/>
-              </w:rPr>
-              <w:t xml:space="preserve">        </w:t>
-            </w:r>
-            <w:proofErr w:type="spellStart"/>
-            <w:r>
-              <w:rPr>
-                <w:rFonts w:cs="Times New Roman"/>
-                <w:szCs w:val="28"/>
-              </w:rPr>
-              <w:t>print</w:t>
+              <w:t>findPosition</w:t>
             </w:r>
             <w:proofErr w:type="spellEnd"/>
             <w:r>
@@ -1852,81 +1911,6 @@
                 <w:rFonts w:cs="Times New Roman"/>
                 <w:szCs w:val="28"/>
               </w:rPr>
-              <w:t>line</w:t>
-            </w:r>
-            <w:proofErr w:type="spellEnd"/>
-            <w:r>
-              <w:rPr>
-                <w:rFonts w:cs="Times New Roman"/>
-                <w:szCs w:val="28"/>
-              </w:rPr>
-              <w:t>)</w:t>
-            </w:r>
-          </w:p>
-          <w:p>
-            <w:pPr>
-              <w:ind w:firstLine="0"/>
-              <w:rPr>
-                <w:rFonts w:cs="Times New Roman"/>
-                <w:szCs w:val="28"/>
-              </w:rPr>
-            </w:pPr>
-          </w:p>
-          <w:p>
-            <w:pPr>
-              <w:ind w:firstLine="0"/>
-              <w:rPr>
-                <w:rFonts w:cs="Times New Roman"/>
-                <w:szCs w:val="28"/>
-              </w:rPr>
-            </w:pPr>
-          </w:p>
-          <w:p>
-            <w:pPr>
-              <w:ind w:firstLine="0"/>
-              <w:rPr>
-                <w:rFonts w:cs="Times New Roman"/>
-                <w:szCs w:val="28"/>
-              </w:rPr>
-            </w:pPr>
-            <w:proofErr w:type="spellStart"/>
-            <w:r>
-              <w:rPr>
-                <w:rFonts w:cs="Times New Roman"/>
-                <w:szCs w:val="28"/>
-              </w:rPr>
-              <w:t>def</w:t>
-            </w:r>
-            <w:proofErr w:type="spellEnd"/>
-            <w:r>
-              <w:rPr>
-                <w:rFonts w:cs="Times New Roman"/>
-                <w:szCs w:val="28"/>
-              </w:rPr>
-              <w:t xml:space="preserve"> </w:t>
-            </w:r>
-            <w:proofErr w:type="spellStart"/>
-            <w:r>
-              <w:rPr>
-                <w:rFonts w:cs="Times New Roman"/>
-                <w:szCs w:val="28"/>
-              </w:rPr>
-              <w:t>findPosition</w:t>
-            </w:r>
-            <w:proofErr w:type="spellEnd"/>
-            <w:r>
-              <w:rPr>
-                <w:rFonts w:cs="Times New Roman"/>
-                <w:szCs w:val="28"/>
-              </w:rPr>
-              <w:t>(</w:t>
-            </w:r>
-            <w:proofErr w:type="spellStart"/>
-            <w:r>
-              <w:rPr>
-                <w:rFonts w:cs="Times New Roman"/>
-                <w:szCs w:val="28"/>
-              </w:rPr>
               <w:t>listForFinding</w:t>
             </w:r>
             <w:proofErr w:type="spellEnd"/>
@@ -2015,23 +1999,7 @@
                 <w:rFonts w:cs="Times New Roman"/>
                 <w:szCs w:val="28"/>
               </w:rPr>
-              <w:t xml:space="preserve"> </w:t>
-            </w:r>
-            <w:proofErr w:type="spellStart"/>
-            <w:r>
-              <w:rPr>
-                <w:rFonts w:cs="Times New Roman"/>
-                <w:szCs w:val="28"/>
-              </w:rPr>
-              <w:t>item</w:t>
-            </w:r>
-            <w:proofErr w:type="spellEnd"/>
-            <w:r>
-              <w:rPr>
-                <w:rFonts w:cs="Times New Roman"/>
-                <w:szCs w:val="28"/>
-              </w:rPr>
-              <w:t xml:space="preserve"> </w:t>
+              <w:t xml:space="preserve"> item </w:t>
             </w:r>
             <w:proofErr w:type="spellStart"/>
             <w:r>
@@ -4741,23 +4709,7 @@
                 <w:rFonts w:cs="Times New Roman"/>
                 <w:szCs w:val="28"/>
               </w:rPr>
-              <w:t xml:space="preserve"> </w:t>
-            </w:r>
-            <w:proofErr w:type="spellStart"/>
-            <w:r>
-              <w:rPr>
-                <w:rFonts w:cs="Times New Roman"/>
-                <w:szCs w:val="28"/>
-              </w:rPr>
-              <w:t>field</w:t>
-            </w:r>
-            <w:proofErr w:type="spellEnd"/>
-            <w:r>
-              <w:rPr>
-                <w:rFonts w:cs="Times New Roman"/>
-                <w:szCs w:val="28"/>
-              </w:rPr>
-              <w:t xml:space="preserve"> </w:t>
+              <w:t xml:space="preserve"> field </w:t>
             </w:r>
             <w:proofErr w:type="spellStart"/>
             <w:r>
@@ -5746,23 +5698,7 @@
                 <w:rFonts w:cs="Times New Roman"/>
                 <w:szCs w:val="28"/>
               </w:rPr>
-              <w:t xml:space="preserve"> </w:t>
-            </w:r>
-            <w:proofErr w:type="spellStart"/>
-            <w:r>
-              <w:rPr>
-                <w:rFonts w:cs="Times New Roman"/>
-                <w:szCs w:val="28"/>
-              </w:rPr>
-              <w:t>chouse</w:t>
-            </w:r>
-            <w:proofErr w:type="spellEnd"/>
-            <w:r>
-              <w:rPr>
-                <w:rFonts w:cs="Times New Roman"/>
-                <w:szCs w:val="28"/>
-              </w:rPr>
-              <w:t>:</w:t>
+              <w:t xml:space="preserve"> chouse:</w:t>
             </w:r>
           </w:p>
           <w:p>
@@ -5890,23 +5826,7 @@
                 <w:rFonts w:cs="Times New Roman"/>
                 <w:szCs w:val="28"/>
               </w:rPr>
-              <w:t xml:space="preserve">, </w:t>
-            </w:r>
-            <w:proofErr w:type="spellStart"/>
-            <w:r>
-              <w:rPr>
-                <w:rFonts w:cs="Times New Roman"/>
-                <w:szCs w:val="28"/>
-              </w:rPr>
-              <w:t>newElem</w:t>
-            </w:r>
-            <w:proofErr w:type="spellEnd"/>
-            <w:r>
-              <w:rPr>
-                <w:rFonts w:cs="Times New Roman"/>
-                <w:szCs w:val="28"/>
-              </w:rPr>
-              <w:t>)</w:t>
+              <w:t>, newElem)</w:t>
             </w:r>
           </w:p>
           <w:p>
@@ -6832,6 +6752,7 @@
       <w:r>
         <w:rPr>
           <w:rFonts w:cs="Times New Roman"/>
+          <w:noProof/>
           <w:szCs w:val="28"/>
           <w:lang w:val="en-US"/>
         </w:rPr>
@@ -6980,6 +6901,7 @@
       <w:r>
         <w:rPr>
           <w:rFonts w:cs="Times New Roman"/>
+          <w:noProof/>
           <w:szCs w:val="28"/>
           <w:lang w:val="en-US"/>
         </w:rPr>
@@ -7082,6 +7004,7 @@
       <w:r>
         <w:rPr>
           <w:rFonts w:cs="Times New Roman"/>
+          <w:noProof/>
           <w:szCs w:val="28"/>
           <w:lang w:val="en-US"/>
         </w:rPr>
@@ -7214,6 +7137,7 @@
       <w:r>
         <w:rPr>
           <w:rFonts w:eastAsia="Times New Roman" w:cs="Times New Roman"/>
+          <w:noProof/>
           <w:szCs w:val="28"/>
           <w:lang w:val="en-US"/>
         </w:rPr>
@@ -7348,6 +7272,7 @@
       <w:r>
         <w:rPr>
           <w:rFonts w:cs="Times New Roman"/>
+          <w:noProof/>
           <w:szCs w:val="28"/>
           <w:lang w:val="ru-RU"/>
         </w:rPr>
@@ -7480,6 +7405,7 @@
       <w:r>
         <w:rPr>
           <w:rFonts w:cs="Times New Roman"/>
+          <w:noProof/>
           <w:szCs w:val="28"/>
           <w:lang w:val="en-US"/>
         </w:rPr>
@@ -7627,6 +7553,7 @@
       <w:r>
         <w:rPr>
           <w:rFonts w:cs="Times New Roman"/>
+          <w:noProof/>
           <w:szCs w:val="28"/>
           <w:lang w:val="en-US"/>
         </w:rPr>
@@ -7674,7 +7601,7 @@
         <w:rPr>
           <w:rFonts w:cs="Times New Roman"/>
           <w:szCs w:val="28"/>
-          <w:lang w:val="en-US"/>
+          <w:lang w:val="ru-RU"/>
         </w:rPr>
       </w:pPr>
       <w:r>
@@ -7735,20 +7662,14 @@
     <w:p>
       <w:pPr>
         <w:spacing w:after="0"/>
-        <w:ind w:firstLine="709"/>
-        <w:rPr>
-          <w:rFonts w:cs="Times New Roman"/>
-          <w:szCs w:val="28"/>
-        </w:rPr>
+        <w:ind w:firstLine="0"/>
       </w:pPr>
       <w:hyperlink r:id="rId13" w:history="1">
         <w:r>
           <w:rPr>
             <w:rStyle w:val="a8"/>
-            <w:rFonts w:cs="Times New Roman"/>
-            <w:szCs w:val="28"/>
           </w:rPr>
-          <w:t>https://github.com/.y</w:t>
+          <w:t>https://github.com/Vladcreater/TP-KB-252-Vlad-Baklazhko/tree/main/lab_01</w:t>
         </w:r>
       </w:hyperlink>
     </w:p>
@@ -8054,7 +7975,7 @@
           <w:b w:val="0"/>
           <w:bCs w:val="0"/>
         </w:rPr>
-        <w:t xml:space="preserve">. Головна складність полягала в тому, що зміна імені впливає на позицію елемента, тому редагування виконано як видалення старого запису й повторну вставку нового у відсортований список. Тестування підтвердило, що додавання, зміна та </w:t>
+        <w:t xml:space="preserve">. Головна складність полягала в тому, що зміна імені впливає на позицію елемента, тому редагування виконано як видалення старого запису й повторну вставку нового у відсортований список. Тестування підтвердило, що </w:t>
       </w:r>
       <w:proofErr w:type="spellStart"/>
       <w:r>
@@ -8062,7 +7983,7 @@
           <w:b w:val="0"/>
           <w:bCs w:val="0"/>
         </w:rPr>
-        <w:t>видалення</w:t>
+        <w:t>додавання</w:t>
       </w:r>
       <w:proofErr w:type="spellEnd"/>
       <w:r>
@@ -8070,7 +7991,7 @@
           <w:b w:val="0"/>
           <w:bCs w:val="0"/>
         </w:rPr>
-        <w:t xml:space="preserve"> </w:t>
+        <w:t xml:space="preserve">, </w:t>
       </w:r>
       <w:proofErr w:type="spellStart"/>
       <w:r>
@@ -8078,7 +7999,7 @@
           <w:b w:val="0"/>
           <w:bCs w:val="0"/>
         </w:rPr>
-        <w:t>працюють</w:t>
+        <w:t>зміна</w:t>
       </w:r>
       <w:proofErr w:type="spellEnd"/>
       <w:r>
@@ -8086,7 +8007,7 @@
           <w:b w:val="0"/>
           <w:bCs w:val="0"/>
         </w:rPr>
-        <w:t xml:space="preserve"> </w:t>
+        <w:t xml:space="preserve"> та </w:t>
       </w:r>
       <w:proofErr w:type="spellStart"/>
       <w:r>
@@ -8094,7 +8015,7 @@
           <w:b w:val="0"/>
           <w:bCs w:val="0"/>
         </w:rPr>
-        <w:t>коректно</w:t>
+        <w:t>видалення</w:t>
       </w:r>
       <w:proofErr w:type="spellEnd"/>
       <w:r>
@@ -8102,7 +8023,7 @@
           <w:b w:val="0"/>
           <w:bCs w:val="0"/>
         </w:rPr>
-        <w:t xml:space="preserve">, а список </w:t>
+        <w:t xml:space="preserve"> </w:t>
       </w:r>
       <w:proofErr w:type="spellStart"/>
       <w:r>
@@ -8110,7 +8031,7 @@
           <w:b w:val="0"/>
           <w:bCs w:val="0"/>
         </w:rPr>
-        <w:t>після</w:t>
+        <w:t>працюють</w:t>
       </w:r>
       <w:proofErr w:type="spellEnd"/>
       <w:r>
@@ -8118,7 +8039,103 @@
           <w:b w:val="0"/>
           <w:bCs w:val="0"/>
         </w:rPr>
-        <w:t xml:space="preserve"> кожної операції залишається впорядкованим за іменем. Я закріпив навички роботи зі списками й словниками, циклами, умовами та </w:t>
+        <w:t xml:space="preserve"> </w:t>
+      </w:r>
+      <w:proofErr w:type="spellStart"/>
+      <w:r>
+        <w:rPr>
+          <w:b w:val="0"/>
+          <w:bCs w:val="0"/>
+        </w:rPr>
+        <w:t>коректно</w:t>
+      </w:r>
+      <w:proofErr w:type="spellEnd"/>
+      <w:r>
+        <w:rPr>
+          <w:b w:val="0"/>
+          <w:bCs w:val="0"/>
+        </w:rPr>
+        <w:t xml:space="preserve">, а список </w:t>
+      </w:r>
+      <w:proofErr w:type="spellStart"/>
+      <w:r>
+        <w:rPr>
+          <w:b w:val="0"/>
+          <w:bCs w:val="0"/>
+        </w:rPr>
+        <w:t>після</w:t>
+      </w:r>
+      <w:proofErr w:type="spellEnd"/>
+      <w:r>
+        <w:rPr>
+          <w:b w:val="0"/>
+          <w:bCs w:val="0"/>
+        </w:rPr>
+        <w:t xml:space="preserve"> </w:t>
+      </w:r>
+      <w:proofErr w:type="spellStart"/>
+      <w:r>
+        <w:rPr>
+          <w:b w:val="0"/>
+          <w:bCs w:val="0"/>
+        </w:rPr>
+        <w:t>кожної</w:t>
+      </w:r>
+      <w:proofErr w:type="spellEnd"/>
+      <w:r>
+        <w:rPr>
+          <w:b w:val="0"/>
+          <w:bCs w:val="0"/>
+        </w:rPr>
+        <w:t xml:space="preserve"> </w:t>
+      </w:r>
+      <w:proofErr w:type="spellStart"/>
+      <w:r>
+        <w:rPr>
+          <w:b w:val="0"/>
+          <w:bCs w:val="0"/>
+        </w:rPr>
+        <w:t>операції</w:t>
+      </w:r>
+      <w:proofErr w:type="spellEnd"/>
+      <w:r>
+        <w:rPr>
+          <w:b w:val="0"/>
+          <w:bCs w:val="0"/>
+        </w:rPr>
+        <w:t xml:space="preserve"> </w:t>
+      </w:r>
+      <w:proofErr w:type="spellStart"/>
+      <w:r>
+        <w:rPr>
+          <w:b w:val="0"/>
+          <w:bCs w:val="0"/>
+        </w:rPr>
+        <w:t>залишається</w:t>
+      </w:r>
+      <w:proofErr w:type="spellEnd"/>
+      <w:r>
+        <w:rPr>
+          <w:b w:val="0"/>
+          <w:bCs w:val="0"/>
+        </w:rPr>
+        <w:t xml:space="preserve"> впорядкованим за іменем. Я закріпив навички роботи зі списками й словниками, циклами, </w:t>
+      </w:r>
+      <w:proofErr w:type="spellStart"/>
+      <w:r>
+        <w:rPr>
+          <w:b w:val="0"/>
+          <w:bCs w:val="0"/>
+        </w:rPr>
+        <w:t>умовами</w:t>
+      </w:r>
+      <w:proofErr w:type="spellEnd"/>
+      <w:r>
+        <w:rPr>
+          <w:b w:val="0"/>
+          <w:bCs w:val="0"/>
+        </w:rPr>
+        <w:t xml:space="preserve"> та </w:t>
       </w:r>
       <w:proofErr w:type="spellStart"/>
       <w:r>
